--- a/docs/Отчёт_ЛР_№2_Нелин_ТАУ_Михайловский_Г_А_СМ11_61Б.docx
+++ b/docs/Отчёт_ЛР_№2_Нелин_ТАУ_Михайловский_Г_А_СМ11_61Б.docx
@@ -1673,7 +1673,6 @@
                 <w:rFonts w:ascii="Cambria Math" w:hAnsi="Cambria Math" w:cs="Times New Roman"/>
                 <w:sz w:val="28"/>
                 <w:szCs w:val="28"/>
-                <w:lang w:val="en-US"/>
               </w:rPr>
               <m:t>2</m:t>
             </m:r>
@@ -1685,23 +1684,7 @@
             <w:sz w:val="28"/>
             <w:szCs w:val="28"/>
           </w:rPr>
-          <m:t>-</m:t>
-        </m:r>
-        <m:r>
-          <w:rPr>
-            <w:rFonts w:ascii="Cambria Math" w:hAnsi="Cambria Math" w:cs="Times New Roman"/>
-            <w:sz w:val="28"/>
-            <w:szCs w:val="28"/>
-          </w:rPr>
-          <m:t>x(x-1)</m:t>
-        </m:r>
-        <m:r>
-          <w:rPr>
-            <w:rFonts w:ascii="Cambria Math" w:hAnsi="Cambria Math" w:cs="Times New Roman"/>
-            <w:sz w:val="28"/>
-            <w:szCs w:val="28"/>
-          </w:rPr>
-          <m:t>=0</m:t>
+          <m:t>-x(x-1)=0</m:t>
         </m:r>
       </m:oMath>
       <w:r>
@@ -2079,15 +2062,7 @@
             <w:sz w:val="28"/>
             <w:szCs w:val="28"/>
           </w:rPr>
-          <m:t>+</m:t>
-        </m:r>
-        <m:r>
-          <w:rPr>
-            <w:rFonts w:ascii="Cambria Math" w:hAnsi="Cambria Math" w:cs="Times New Roman"/>
-            <w:sz w:val="28"/>
-            <w:szCs w:val="28"/>
-          </w:rPr>
-          <m:t>x(x-1)</m:t>
+          <m:t>+x(x-1)</m:t>
         </m:r>
       </m:oMath>
     </w:p>
@@ -2654,15 +2629,7 @@
             <w:sz w:val="28"/>
             <w:szCs w:val="28"/>
           </w:rPr>
-          <m:t>=</m:t>
-        </m:r>
-        <m:r>
-          <w:rPr>
-            <w:rFonts w:ascii="Cambria Math" w:hAnsi="Cambria Math" w:cs="Times New Roman"/>
-            <w:sz w:val="28"/>
-            <w:szCs w:val="28"/>
-          </w:rPr>
-          <m:t>5</m:t>
+          <m:t>=5</m:t>
         </m:r>
         <m:sSubSup>
           <m:sSubSupPr>
@@ -2823,7 +2790,6 @@
           <w:rFonts w:ascii="Times New Roman" w:hAnsi="Times New Roman" w:cs="Times New Roman"/>
           <w:sz w:val="28"/>
           <w:szCs w:val="28"/>
-          <w:lang w:val="en-US"/>
         </w:rPr>
       </w:pPr>
       <w:r>
@@ -3008,15 +2974,7 @@
                     <w:sz w:val="28"/>
                     <w:szCs w:val="28"/>
                   </w:rPr>
-                  <m:t>=</m:t>
-                </m:r>
-                <m:r>
-                  <w:rPr>
-                    <w:rFonts w:ascii="Cambria Math" w:hAnsi="Cambria Math" w:cs="Times New Roman"/>
-                    <w:sz w:val="28"/>
-                    <w:szCs w:val="28"/>
-                  </w:rPr>
-                  <m:t>5</m:t>
+                  <m:t>=5</m:t>
                 </m:r>
                 <m:sSubSup>
                   <m:sSubSupPr>
@@ -3181,7 +3139,6 @@
           <w:rFonts w:ascii="Times New Roman" w:hAnsi="Times New Roman" w:cs="Times New Roman"/>
           <w:sz w:val="28"/>
           <w:szCs w:val="28"/>
-          <w:lang w:val="en-US"/>
         </w:rPr>
       </w:pPr>
     </w:p>
@@ -3395,7 +3352,6 @@
           <w:rFonts w:ascii="Times New Roman" w:hAnsi="Times New Roman" w:cs="Times New Roman"/>
           <w:sz w:val="28"/>
           <w:szCs w:val="28"/>
-          <w:lang w:val="en-US"/>
         </w:rPr>
       </w:pPr>
       <w:r>
@@ -3938,27 +3894,7 @@
           <w:szCs w:val="20"/>
           <w:lang w:val="en-US"/>
         </w:rPr>
-        <w:t xml:space="preserve"> = </w:t>
-      </w:r>
-      <w:proofErr w:type="gramStart"/>
-      <w:r>
-        <w:rPr>
-          <w:rFonts w:ascii="Consolas" w:eastAsia="Times New Roman" w:hAnsi="Consolas" w:cs="Times New Roman"/>
-          <w:sz w:val="20"/>
-          <w:szCs w:val="20"/>
-          <w:lang w:val="en-US"/>
-        </w:rPr>
-        <w:t>1:length</w:t>
-      </w:r>
-      <w:proofErr w:type="gramEnd"/>
-      <w:r>
-        <w:rPr>
-          <w:rFonts w:ascii="Consolas" w:eastAsia="Times New Roman" w:hAnsi="Consolas" w:cs="Times New Roman"/>
-          <w:sz w:val="20"/>
-          <w:szCs w:val="20"/>
-          <w:lang w:val="en-US"/>
-        </w:rPr>
-        <w:t>(start_x1)</w:t>
+        <w:t xml:space="preserve"> = 1:length(start_x1)</w:t>
       </w:r>
     </w:p>
     <w:p>
@@ -4250,7 +4186,6 @@
         <w:t xml:space="preserve">in = </w:t>
       </w:r>
       <w:proofErr w:type="spellStart"/>
-      <w:proofErr w:type="gramStart"/>
       <w:r>
         <w:rPr>
           <w:rFonts w:ascii="Consolas" w:eastAsia="Times New Roman" w:hAnsi="Consolas" w:cs="Times New Roman"/>
@@ -4261,7 +4196,6 @@
         <w:t>in.setBlockParameter</w:t>
       </w:r>
       <w:proofErr w:type="spellEnd"/>
-      <w:proofErr w:type="gramEnd"/>
       <w:r>
         <w:rPr>
           <w:rFonts w:ascii="Consolas" w:eastAsia="Times New Roman" w:hAnsi="Consolas" w:cs="Times New Roman"/>
@@ -4397,7 +4331,6 @@
         <w:t xml:space="preserve">    in = </w:t>
       </w:r>
       <w:proofErr w:type="spellStart"/>
-      <w:proofErr w:type="gramStart"/>
       <w:r>
         <w:rPr>
           <w:rFonts w:ascii="Consolas" w:eastAsia="Times New Roman" w:hAnsi="Consolas" w:cs="Times New Roman"/>
@@ -4408,7 +4341,6 @@
         <w:t>in.setBlockParameter</w:t>
       </w:r>
       <w:proofErr w:type="spellEnd"/>
-      <w:proofErr w:type="gramEnd"/>
       <w:r>
         <w:rPr>
           <w:rFonts w:ascii="Consolas" w:eastAsia="Times New Roman" w:hAnsi="Consolas" w:cs="Times New Roman"/>
@@ -4808,7 +4740,6 @@
         </w:rPr>
         <w:t xml:space="preserve">    </w:t>
       </w:r>
-      <w:proofErr w:type="gramStart"/>
       <w:r>
         <w:rPr>
           <w:rFonts w:ascii="Consolas" w:eastAsia="Times New Roman" w:hAnsi="Consolas" w:cs="Times New Roman"/>
@@ -4816,17 +4747,7 @@
           <w:szCs w:val="20"/>
           <w:lang w:val="en-US"/>
         </w:rPr>
-        <w:t>plot(</w:t>
-      </w:r>
-      <w:proofErr w:type="gramEnd"/>
-      <w:r>
-        <w:rPr>
-          <w:rFonts w:ascii="Consolas" w:eastAsia="Times New Roman" w:hAnsi="Consolas" w:cs="Times New Roman"/>
-          <w:sz w:val="20"/>
-          <w:szCs w:val="20"/>
-          <w:lang w:val="en-US"/>
-        </w:rPr>
-        <w:t xml:space="preserve">out.x1_data, out.x2_data, </w:t>
+        <w:t xml:space="preserve">plot(out.x1_data, out.x2_data, </w:t>
       </w:r>
       <w:r>
         <w:rPr>
@@ -8434,12 +8355,158 @@
           <w:rFonts w:ascii="Times New Roman" w:hAnsi="Times New Roman" w:cs="Times New Roman"/>
           <w:sz w:val="28"/>
           <w:szCs w:val="28"/>
-          <w:lang w:val="en-US"/>
+        </w:rPr>
+      </w:pPr>
+      <w:hyperlink r:id="rId15" w:history="1">
+        <w:r>
+          <w:rPr>
+            <w:rStyle w:val="af3"/>
+            <w:rFonts w:ascii="Times New Roman" w:hAnsi="Times New Roman" w:cs="Times New Roman"/>
+            <w:sz w:val="28"/>
+            <w:szCs w:val="28"/>
+            <w:lang w:val="en-US"/>
+          </w:rPr>
+          <w:t>https</w:t>
+        </w:r>
+        <w:r>
+          <w:rPr>
+            <w:rStyle w:val="af3"/>
+            <w:rFonts w:ascii="Times New Roman" w:hAnsi="Times New Roman" w:cs="Times New Roman"/>
+            <w:sz w:val="28"/>
+            <w:szCs w:val="28"/>
+          </w:rPr>
+          <w:t>://</w:t>
+        </w:r>
+        <w:r>
+          <w:rPr>
+            <w:rStyle w:val="af3"/>
+            <w:rFonts w:ascii="Times New Roman" w:hAnsi="Times New Roman" w:cs="Times New Roman"/>
+            <w:sz w:val="28"/>
+            <w:szCs w:val="28"/>
+            <w:lang w:val="en-US"/>
+          </w:rPr>
+          <w:t>github</w:t>
+        </w:r>
+        <w:r>
+          <w:rPr>
+            <w:rStyle w:val="af3"/>
+            <w:rFonts w:ascii="Times New Roman" w:hAnsi="Times New Roman" w:cs="Times New Roman"/>
+            <w:sz w:val="28"/>
+            <w:szCs w:val="28"/>
+          </w:rPr>
+          <w:t>.</w:t>
+        </w:r>
+        <w:r>
+          <w:rPr>
+            <w:rStyle w:val="af3"/>
+            <w:rFonts w:ascii="Times New Roman" w:hAnsi="Times New Roman" w:cs="Times New Roman"/>
+            <w:sz w:val="28"/>
+            <w:szCs w:val="28"/>
+            <w:lang w:val="en-US"/>
+          </w:rPr>
+          <w:t>com</w:t>
+        </w:r>
+        <w:r>
+          <w:rPr>
+            <w:rStyle w:val="af3"/>
+            <w:rFonts w:ascii="Times New Roman" w:hAnsi="Times New Roman" w:cs="Times New Roman"/>
+            <w:sz w:val="28"/>
+            <w:szCs w:val="28"/>
+          </w:rPr>
+          <w:t>/</w:t>
+        </w:r>
+        <w:r>
+          <w:rPr>
+            <w:rStyle w:val="af3"/>
+            <w:rFonts w:ascii="Times New Roman" w:hAnsi="Times New Roman" w:cs="Times New Roman"/>
+            <w:sz w:val="28"/>
+            <w:szCs w:val="28"/>
+            <w:lang w:val="en-US"/>
+          </w:rPr>
+          <w:t>glebmih</w:t>
+        </w:r>
+        <w:r>
+          <w:rPr>
+            <w:rStyle w:val="af3"/>
+            <w:rFonts w:ascii="Times New Roman" w:hAnsi="Times New Roman" w:cs="Times New Roman"/>
+            <w:sz w:val="28"/>
+            <w:szCs w:val="28"/>
+          </w:rPr>
+          <w:t>/</w:t>
+        </w:r>
+        <w:r>
+          <w:rPr>
+            <w:rStyle w:val="af3"/>
+            <w:rFonts w:ascii="Times New Roman" w:hAnsi="Times New Roman" w:cs="Times New Roman"/>
+            <w:sz w:val="28"/>
+            <w:szCs w:val="28"/>
+            <w:lang w:val="en-US"/>
+          </w:rPr>
+          <w:t>NL</w:t>
+        </w:r>
+        <w:r>
+          <w:rPr>
+            <w:rStyle w:val="af3"/>
+            <w:rFonts w:ascii="Times New Roman" w:hAnsi="Times New Roman" w:cs="Times New Roman"/>
+            <w:sz w:val="28"/>
+            <w:szCs w:val="28"/>
+          </w:rPr>
+          <w:t>_</w:t>
+        </w:r>
+        <w:r>
+          <w:rPr>
+            <w:rStyle w:val="af3"/>
+            <w:rFonts w:ascii="Times New Roman" w:hAnsi="Times New Roman" w:cs="Times New Roman"/>
+            <w:sz w:val="28"/>
+            <w:szCs w:val="28"/>
+            <w:lang w:val="en-US"/>
+          </w:rPr>
+          <w:t>ACS</w:t>
+        </w:r>
+        <w:r>
+          <w:rPr>
+            <w:rStyle w:val="af3"/>
+            <w:rFonts w:ascii="Times New Roman" w:hAnsi="Times New Roman" w:cs="Times New Roman"/>
+            <w:sz w:val="28"/>
+            <w:szCs w:val="28"/>
+          </w:rPr>
+          <w:t>_</w:t>
+        </w:r>
+        <w:r>
+          <w:rPr>
+            <w:rStyle w:val="af3"/>
+            <w:rFonts w:ascii="Times New Roman" w:hAnsi="Times New Roman" w:cs="Times New Roman"/>
+            <w:sz w:val="28"/>
+            <w:szCs w:val="28"/>
+            <w:lang w:val="en-US"/>
+          </w:rPr>
+          <w:t>LR</w:t>
+        </w:r>
+        <w:r>
+          <w:rPr>
+            <w:rStyle w:val="af3"/>
+            <w:rFonts w:ascii="Times New Roman" w:hAnsi="Times New Roman" w:cs="Times New Roman"/>
+            <w:sz w:val="28"/>
+            <w:szCs w:val="28"/>
+          </w:rPr>
+          <w:t>2</w:t>
+        </w:r>
+      </w:hyperlink>
+    </w:p>
+    <w:p>
+      <w:pPr>
+        <w:spacing w:line="360" w:lineRule="auto"/>
+        <w:ind w:firstLine="709"/>
+        <w:jc w:val="both"/>
+        <w:rPr>
+          <w:rFonts w:ascii="Times New Roman" w:hAnsi="Times New Roman" w:cs="Times New Roman"/>
+          <w:sz w:val="28"/>
+          <w:szCs w:val="28"/>
         </w:rPr>
       </w:pPr>
     </w:p>
     <w:sectPr>
-      <w:footerReference w:type="default" r:id="rId15"/>
+      <w:footerReference w:type="default" r:id="rId16"/>
       <w:pgSz w:w="11906" w:h="16838" w:code="9"/>
       <w:pgMar w:top="1134" w:right="851" w:bottom="1134" w:left="1701" w:header="709" w:footer="709" w:gutter="0"/>
       <w:cols w:space="708"/>
